--- a/Civix250 states login credentials.docx
+++ b/Civix250 states login credentials.docx
@@ -46,7 +46,7 @@
             <w:pPr>
               <w:rPr>
                 <w:rFonts w:ascii="Segoe UI" w:hAnsi="Segoe UI" w:cs="Segoe UI"/>
-                <w:b w:val="0"/>
+                <w:b/>
                 <w:color w:val="0B0B0B"/>
                 <w:sz w:val="21"/>
                 <w:szCs w:val="21"/>
@@ -55,7 +55,6 @@
             <w:r>
               <w:rPr>
                 <w:rFonts w:ascii="Segoe UI" w:hAnsi="Segoe UI" w:cs="Segoe UI"/>
-                <w:b w:val="0"/>
                 <w:color w:val="0B0B0B"/>
                 <w:sz w:val="21"/>
                 <w:szCs w:val="21"/>
@@ -80,7 +79,7 @@
             <w:pPr>
               <w:rPr>
                 <w:rFonts w:ascii="Segoe UI" w:hAnsi="Segoe UI" w:cs="Segoe UI"/>
-                <w:b w:val="0"/>
+                <w:b/>
                 <w:color w:val="0B0B0B"/>
                 <w:sz w:val="21"/>
                 <w:szCs w:val="21"/>
@@ -89,7 +88,6 @@
             <w:r>
               <w:rPr>
                 <w:rFonts w:ascii="Segoe UI" w:hAnsi="Segoe UI" w:cs="Segoe UI"/>
-                <w:b w:val="0"/>
                 <w:color w:val="0B0B0B"/>
                 <w:sz w:val="21"/>
                 <w:szCs w:val="21"/>
@@ -119,7 +117,7 @@
             <w:pPr>
               <w:rPr>
                 <w:rFonts w:ascii="Segoe UI" w:hAnsi="Segoe UI" w:cs="Segoe UI"/>
-                <w:b w:val="0"/>
+                <w:b/>
                 <w:color w:val="0B0B0B"/>
                 <w:sz w:val="21"/>
                 <w:szCs w:val="21"/>
@@ -128,7 +126,6 @@
             <w:r>
               <w:rPr>
                 <w:rFonts w:ascii="Segoe UI" w:hAnsi="Segoe UI" w:cs="Segoe UI"/>
-                <w:b w:val="0"/>
                 <w:color w:val="0B0B0B"/>
                 <w:sz w:val="21"/>
                 <w:szCs w:val="21"/>
@@ -153,7 +150,7 @@
             <w:pPr>
               <w:rPr>
                 <w:rFonts w:ascii="Segoe UI" w:hAnsi="Segoe UI" w:cs="Segoe UI"/>
-                <w:b w:val="0"/>
+                <w:b/>
                 <w:color w:val="0B0B0B"/>
                 <w:sz w:val="21"/>
                 <w:szCs w:val="21"/>
@@ -162,7 +159,6 @@
             <w:r>
               <w:rPr>
                 <w:rFonts w:ascii="Courier New" w:hAnsi="Courier New" w:cs="Courier New"/>
-                <w:b w:val="0"/>
                 <w:color w:val="0B0B0B"/>
                 <w:sz w:val="20"/>
                 <w:szCs w:val="20"/>
@@ -192,7 +188,7 @@
             <w:pPr>
               <w:rPr>
                 <w:rFonts w:ascii="Segoe UI" w:hAnsi="Segoe UI" w:cs="Segoe UI"/>
-                <w:b w:val="0"/>
+                <w:b/>
                 <w:color w:val="0B0B0B"/>
                 <w:sz w:val="21"/>
                 <w:szCs w:val="21"/>
@@ -201,7 +197,6 @@
             <w:r>
               <w:rPr>
                 <w:rFonts w:ascii="Segoe UI" w:hAnsi="Segoe UI" w:cs="Segoe UI"/>
-                <w:b w:val="0"/>
                 <w:color w:val="0B0B0B"/>
                 <w:sz w:val="21"/>
                 <w:szCs w:val="21"/>
@@ -226,7 +221,7 @@
             <w:pPr>
               <w:rPr>
                 <w:rFonts w:ascii="Segoe UI" w:hAnsi="Segoe UI" w:cs="Segoe UI"/>
-                <w:b w:val="0"/>
+                <w:b/>
                 <w:color w:val="0B0B0B"/>
                 <w:sz w:val="21"/>
                 <w:szCs w:val="21"/>
@@ -235,7 +230,6 @@
             <w:r>
               <w:rPr>
                 <w:rFonts w:ascii="Courier New" w:hAnsi="Courier New" w:cs="Courier New"/>
-                <w:b w:val="0"/>
                 <w:color w:val="0B0B0B"/>
                 <w:sz w:val="20"/>
                 <w:szCs w:val="20"/>
@@ -265,7 +259,7 @@
             <w:pPr>
               <w:rPr>
                 <w:rFonts w:ascii="Segoe UI" w:hAnsi="Segoe UI" w:cs="Segoe UI"/>
-                <w:b w:val="0"/>
+                <w:b/>
                 <w:color w:val="0B0B0B"/>
                 <w:sz w:val="21"/>
                 <w:szCs w:val="21"/>
@@ -274,7 +268,6 @@
             <w:r>
               <w:rPr>
                 <w:rFonts w:ascii="Segoe UI" w:hAnsi="Segoe UI" w:cs="Segoe UI"/>
-                <w:b w:val="0"/>
                 <w:color w:val="0B0B0B"/>
                 <w:sz w:val="21"/>
                 <w:szCs w:val="21"/>
@@ -299,7 +292,7 @@
             <w:pPr>
               <w:rPr>
                 <w:rFonts w:ascii="Segoe UI" w:hAnsi="Segoe UI" w:cs="Segoe UI"/>
-                <w:b w:val="0"/>
+                <w:b/>
                 <w:color w:val="0B0B0B"/>
                 <w:sz w:val="21"/>
                 <w:szCs w:val="21"/>
@@ -308,7 +301,6 @@
             <w:r>
               <w:rPr>
                 <w:rFonts w:ascii="Segoe UI" w:hAnsi="Segoe UI" w:cs="Segoe UI"/>
-                <w:b w:val="0"/>
                 <w:color w:val="0B0B0B"/>
                 <w:sz w:val="21"/>
                 <w:szCs w:val="21"/>
@@ -341,7 +333,7 @@
             <w:pPr>
               <w:rPr>
                 <w:rFonts w:ascii="Segoe UI" w:hAnsi="Segoe UI" w:cs="Segoe UI"/>
-                <w:b w:val="0"/>
+                <w:b/>
                 <w:color w:val="0B0B0B"/>
                 <w:sz w:val="21"/>
                 <w:szCs w:val="21"/>
@@ -350,7 +342,6 @@
             <w:r>
               <w:rPr>
                 <w:rFonts w:ascii="Segoe UI" w:hAnsi="Segoe UI" w:cs="Segoe UI"/>
-                <w:b w:val="0"/>
                 <w:color w:val="0B0B0B"/>
                 <w:sz w:val="21"/>
                 <w:szCs w:val="21"/>
@@ -368,7 +359,7 @@
             <w:pPr>
               <w:rPr>
                 <w:rFonts w:ascii="Segoe UI" w:hAnsi="Segoe UI" w:cs="Segoe UI"/>
-                <w:b w:val="0"/>
+                <w:b/>
                 <w:color w:val="0B0B0B"/>
                 <w:sz w:val="21"/>
                 <w:szCs w:val="21"/>
@@ -377,7 +368,6 @@
             <w:r>
               <w:rPr>
                 <w:rFonts w:ascii="Segoe UI" w:hAnsi="Segoe UI" w:cs="Segoe UI"/>
-                <w:b w:val="0"/>
                 <w:color w:val="0B0B0B"/>
                 <w:sz w:val="21"/>
                 <w:szCs w:val="21"/>
@@ -397,7 +387,7 @@
             <w:pPr>
               <w:rPr>
                 <w:rFonts w:ascii="Segoe UI" w:hAnsi="Segoe UI" w:cs="Segoe UI"/>
-                <w:b w:val="0"/>
+                <w:b/>
                 <w:color w:val="0B0B0B"/>
                 <w:sz w:val="21"/>
                 <w:szCs w:val="21"/>
@@ -406,7 +396,6 @@
             <w:r>
               <w:rPr>
                 <w:rFonts w:ascii="Segoe UI" w:hAnsi="Segoe UI" w:cs="Segoe UI"/>
-                <w:b w:val="0"/>
                 <w:color w:val="0B0B0B"/>
                 <w:sz w:val="21"/>
                 <w:szCs w:val="21"/>
@@ -424,7 +413,7 @@
             <w:pPr>
               <w:rPr>
                 <w:rFonts w:ascii="Segoe UI" w:hAnsi="Segoe UI" w:cs="Segoe UI"/>
-                <w:b w:val="0"/>
+                <w:b/>
                 <w:color w:val="0B0B0B"/>
                 <w:sz w:val="21"/>
                 <w:szCs w:val="21"/>
@@ -433,7 +422,6 @@
             <w:r>
               <w:rPr>
                 <w:rFonts w:ascii="Courier New" w:hAnsi="Courier New" w:cs="Courier New"/>
-                <w:b w:val="0"/>
                 <w:color w:val="0B0B0B"/>
                 <w:sz w:val="20"/>
                 <w:szCs w:val="20"/>
@@ -453,7 +441,7 @@
             <w:pPr>
               <w:rPr>
                 <w:rFonts w:ascii="Segoe UI" w:hAnsi="Segoe UI" w:cs="Segoe UI"/>
-                <w:b w:val="0"/>
+                <w:b/>
                 <w:color w:val="0B0B0B"/>
                 <w:sz w:val="21"/>
                 <w:szCs w:val="21"/>
@@ -462,7 +450,6 @@
             <w:r>
               <w:rPr>
                 <w:rFonts w:ascii="Segoe UI" w:hAnsi="Segoe UI" w:cs="Segoe UI"/>
-                <w:b w:val="0"/>
                 <w:color w:val="0B0B0B"/>
                 <w:sz w:val="21"/>
                 <w:szCs w:val="21"/>
@@ -480,7 +467,7 @@
             <w:pPr>
               <w:rPr>
                 <w:rFonts w:ascii="Segoe UI" w:hAnsi="Segoe UI" w:cs="Segoe UI"/>
-                <w:b w:val="0"/>
+                <w:b/>
                 <w:color w:val="0B0B0B"/>
                 <w:sz w:val="21"/>
                 <w:szCs w:val="21"/>
@@ -489,7 +476,6 @@
             <w:r>
               <w:rPr>
                 <w:rFonts w:ascii="Courier New" w:hAnsi="Courier New" w:cs="Courier New"/>
-                <w:b w:val="0"/>
                 <w:color w:val="0B0B0B"/>
                 <w:sz w:val="20"/>
                 <w:szCs w:val="20"/>
@@ -509,7 +495,7 @@
             <w:pPr>
               <w:rPr>
                 <w:rFonts w:ascii="Segoe UI" w:hAnsi="Segoe UI" w:cs="Segoe UI"/>
-                <w:b w:val="0"/>
+                <w:b/>
                 <w:color w:val="0B0B0B"/>
                 <w:sz w:val="21"/>
                 <w:szCs w:val="21"/>
@@ -518,7 +504,6 @@
             <w:r>
               <w:rPr>
                 <w:rFonts w:ascii="Segoe UI" w:hAnsi="Segoe UI" w:cs="Segoe UI"/>
-                <w:b w:val="0"/>
                 <w:color w:val="0B0B0B"/>
                 <w:sz w:val="21"/>
                 <w:szCs w:val="21"/>
@@ -536,7 +521,7 @@
             <w:pPr>
               <w:rPr>
                 <w:rFonts w:ascii="Segoe UI" w:hAnsi="Segoe UI" w:cs="Segoe UI"/>
-                <w:b w:val="0"/>
+                <w:b/>
                 <w:color w:val="0B0B0B"/>
                 <w:sz w:val="21"/>
                 <w:szCs w:val="21"/>
@@ -545,7 +530,6 @@
             <w:r>
               <w:rPr>
                 <w:rFonts w:ascii="Segoe UI" w:hAnsi="Segoe UI" w:cs="Segoe UI"/>
-                <w:b w:val="0"/>
                 <w:color w:val="0B0B0B"/>
                 <w:sz w:val="21"/>
                 <w:szCs w:val="21"/>
@@ -556,6 +540,91 @@
         </w:tc>
       </w:tr>
     </w:tbl>
+    <w:p/>
+    <w:p/>
+    <w:p>
+      <w:pPr>
+        <w:pBdr>
+          <w:top w:val="single" w:sz="4" w:space="1" w:color="auto"/>
+          <w:left w:val="single" w:sz="4" w:space="4" w:color="auto"/>
+          <w:bottom w:val="single" w:sz="4" w:space="1" w:color="auto"/>
+          <w:right w:val="single" w:sz="4" w:space="1" w:color="auto"/>
+          <w:between w:val="single" w:sz="4" w:space="1" w:color="auto"/>
+          <w:bar w:val="single" w:sz="4" w:color="auto"/>
+        </w:pBdr>
+        <w:shd w:val="clear" w:color="auto" w:fill="FDFDFC"/>
+        <w:rPr>
+          <w:rFonts w:ascii="Courier New" w:hAnsi="Courier New" w:cs="Courier New"/>
+          <w:color w:val="1A1A1A"/>
+          <w:sz w:val="20"/>
+          <w:szCs w:val="20"/>
+        </w:rPr>
+      </w:pPr>
+      <w:r>
+        <w:rPr>
+          <w:rFonts w:ascii="Courier New" w:hAnsi="Courier New" w:cs="Courier New"/>
+          <w:color w:val="1A1A1A"/>
+          <w:sz w:val="20"/>
+          <w:szCs w:val="20"/>
+        </w:rPr>
+        <w:t>Email: ga3.demo@civix250.com</w:t>
+      </w:r>
+    </w:p>
+    <w:p>
+      <w:pPr>
+        <w:pBdr>
+          <w:top w:val="single" w:sz="4" w:space="1" w:color="auto"/>
+          <w:left w:val="single" w:sz="4" w:space="4" w:color="auto"/>
+          <w:bottom w:val="single" w:sz="4" w:space="1" w:color="auto"/>
+          <w:right w:val="single" w:sz="4" w:space="1" w:color="auto"/>
+          <w:between w:val="single" w:sz="4" w:space="1" w:color="auto"/>
+          <w:bar w:val="single" w:sz="4" w:color="auto"/>
+        </w:pBdr>
+        <w:shd w:val="clear" w:color="auto" w:fill="FDFDFC"/>
+        <w:rPr>
+          <w:rFonts w:ascii="Courier New" w:hAnsi="Courier New" w:cs="Courier New"/>
+          <w:color w:val="1A1A1A"/>
+          <w:sz w:val="20"/>
+          <w:szCs w:val="20"/>
+        </w:rPr>
+      </w:pPr>
+      <w:r>
+        <w:rPr>
+          <w:rFonts w:ascii="Courier New" w:hAnsi="Courier New" w:cs="Courier New"/>
+          <w:color w:val="1A1A1A"/>
+          <w:sz w:val="20"/>
+          <w:szCs w:val="20"/>
+        </w:rPr>
+        <w:t>Password: GA3-Demo-2026!</w:t>
+      </w:r>
+    </w:p>
+    <w:p>
+      <w:pPr>
+        <w:pBdr>
+          <w:top w:val="single" w:sz="4" w:space="1" w:color="auto"/>
+          <w:left w:val="single" w:sz="4" w:space="4" w:color="auto"/>
+          <w:bottom w:val="single" w:sz="4" w:space="1" w:color="auto"/>
+          <w:right w:val="single" w:sz="4" w:space="1" w:color="auto"/>
+          <w:between w:val="single" w:sz="4" w:space="1" w:color="auto"/>
+          <w:bar w:val="single" w:sz="4" w:color="auto"/>
+        </w:pBdr>
+        <w:rPr>
+          <w:rFonts w:ascii="Courier New" w:hAnsi="Courier New" w:cs="Courier New"/>
+          <w:color w:val="1A1A1A"/>
+          <w:sz w:val="20"/>
+          <w:szCs w:val="20"/>
+        </w:rPr>
+      </w:pPr>
+      <w:r>
+        <w:rPr>
+          <w:rFonts w:ascii="Courier New" w:hAnsi="Courier New" w:cs="Courier New"/>
+          <w:color w:val="1A1A1A"/>
+          <w:sz w:val="20"/>
+          <w:szCs w:val="20"/>
+        </w:rPr>
+        <w:t>District: GA-03</w:t>
+      </w:r>
+    </w:p>
     <w:p/>
     <w:sectPr>
       <w:pgSz w:w="12240" w:h="15840"/>
@@ -1529,10 +1598,9 @@
   <w:style w:type="paragraph" w:default="1" w:styleId="Normal">
     <w:name w:val="Normal"/>
     <w:qFormat/>
-    <w:rsid w:val="00485316"/>
+    <w:rsid w:val="00D81899"/>
     <w:rPr>
       <w:rFonts w:ascii="Times New Roman" w:hAnsi="Times New Roman" w:cs="Times New Roman"/>
-      <w:b/>
       <w:kern w:val="0"/>
       <w14:ligatures w14:val="none"/>
     </w:rPr>
@@ -1560,6 +1628,7 @@
     </w:pPr>
     <w:rPr>
       <w:rFonts w:asciiTheme="minorHAnsi" w:eastAsiaTheme="majorEastAsia" w:hAnsiTheme="minorHAnsi" w:cstheme="majorBidi"/>
+      <w:b/>
       <w:color w:val="022A68"/>
       <w:kern w:val="2"/>
       <w:sz w:val="32"/>
@@ -1632,6 +1701,7 @@
     </w:pPr>
     <w:rPr>
       <w:rFonts w:asciiTheme="minorHAnsi" w:eastAsiaTheme="majorEastAsia" w:hAnsiTheme="minorHAnsi" w:cstheme="majorBidi"/>
+      <w:b/>
       <w:i/>
       <w:iCs/>
       <w:color w:val="0F4761" w:themeColor="accent1" w:themeShade="BF"/>
@@ -1655,6 +1725,7 @@
     </w:pPr>
     <w:rPr>
       <w:rFonts w:asciiTheme="minorHAnsi" w:eastAsiaTheme="majorEastAsia" w:hAnsiTheme="minorHAnsi" w:cstheme="majorBidi"/>
+      <w:b/>
       <w:color w:val="0F4761" w:themeColor="accent1" w:themeShade="BF"/>
     </w:rPr>
   </w:style>
@@ -1676,6 +1747,7 @@
     </w:pPr>
     <w:rPr>
       <w:rFonts w:asciiTheme="minorHAnsi" w:eastAsiaTheme="majorEastAsia" w:hAnsiTheme="minorHAnsi" w:cstheme="majorBidi"/>
+      <w:b/>
       <w:i/>
       <w:iCs/>
       <w:color w:val="595959" w:themeColor="text1" w:themeTint="A6"/>
@@ -1699,6 +1771,7 @@
     </w:pPr>
     <w:rPr>
       <w:rFonts w:asciiTheme="minorHAnsi" w:eastAsiaTheme="majorEastAsia" w:hAnsiTheme="minorHAnsi" w:cstheme="majorBidi"/>
+      <w:b/>
       <w:color w:val="595959" w:themeColor="text1" w:themeTint="A6"/>
     </w:rPr>
   </w:style>
@@ -1719,6 +1792,7 @@
     </w:pPr>
     <w:rPr>
       <w:rFonts w:asciiTheme="minorHAnsi" w:eastAsiaTheme="majorEastAsia" w:hAnsiTheme="minorHAnsi" w:cstheme="majorBidi"/>
+      <w:b/>
       <w:i/>
       <w:iCs/>
       <w:color w:val="272727" w:themeColor="text1" w:themeTint="D8"/>
@@ -1745,6 +1819,7 @@
     </w:pPr>
     <w:rPr>
       <w:rFonts w:eastAsiaTheme="majorEastAsia" w:cstheme="majorBidi"/>
+      <w:b/>
       <w:color w:val="272727" w:themeColor="text1" w:themeTint="D8"/>
     </w:rPr>
   </w:style>
@@ -1865,6 +1940,9 @@
     <w:pPr>
       <w:spacing w:after="120"/>
     </w:pPr>
+    <w:rPr>
+      <w:b/>
+    </w:rPr>
   </w:style>
   <w:style w:type="character" w:customStyle="1" w:styleId="BodyTextChar">
     <w:name w:val="Body Text Char"/>
@@ -1888,6 +1966,7 @@
     </w:pPr>
     <w:rPr>
       <w:rFonts w:asciiTheme="majorHAnsi" w:eastAsiaTheme="majorEastAsia" w:hAnsiTheme="majorHAnsi" w:cstheme="majorBidi"/>
+      <w:b/>
       <w:spacing w:val="-10"/>
       <w:kern w:val="28"/>
       <w:sz w:val="56"/>
@@ -1924,6 +2003,7 @@
     </w:pPr>
     <w:rPr>
       <w:rFonts w:eastAsiaTheme="majorEastAsia" w:cstheme="majorBidi"/>
+      <w:b/>
       <w:color w:val="595959" w:themeColor="text1" w:themeTint="A6"/>
       <w:spacing w:val="15"/>
       <w:sz w:val="28"/>
@@ -1957,7 +2037,6 @@
     </w:pPr>
     <w:rPr>
       <w:rFonts w:asciiTheme="majorHAnsi" w:hAnsiTheme="majorHAnsi"/>
-      <w:b w:val="0"/>
       <w:sz w:val="28"/>
     </w:rPr>
   </w:style>
@@ -1990,6 +2069,7 @@
       <w:jc w:val="center"/>
     </w:pPr>
     <w:rPr>
+      <w:b/>
       <w:i/>
       <w:iCs/>
       <w:color w:val="0F4761" w:themeColor="accent1" w:themeShade="BF"/>
@@ -2086,6 +2166,9 @@
         <w:numId w:val="3"/>
       </w:numPr>
     </w:pPr>
+    <w:rPr>
+      <w:b/>
+    </w:rPr>
   </w:style>
   <w:style w:type="character" w:customStyle="1" w:styleId="Heading4Char">
     <w:name w:val="Heading 4 Char"/>
@@ -2181,6 +2264,7 @@
       <w:jc w:val="center"/>
     </w:pPr>
     <w:rPr>
+      <w:b/>
       <w:i/>
       <w:iCs/>
       <w:color w:val="404040" w:themeColor="text1" w:themeTint="BF"/>
@@ -2212,6 +2296,9 @@
       <w:ind w:left="720"/>
       <w:contextualSpacing/>
     </w:pPr>
+    <w:rPr>
+      <w:b/>
+    </w:rPr>
   </w:style>
   <w:style w:type="character" w:styleId="IntenseEmphasis">
     <w:name w:val="Intense Emphasis"/>
